--- a/Fase 1/Evidencias Individuales/Pablo_Rebolledo_1.2_APT122_DiarioReflexionFase1.docx
+++ b/Fase 1/Evidencias Individuales/Pablo_Rebolledo_1.2_APT122_DiarioReflexionFase1.docx
@@ -5,7 +5,7 @@
     <w:p>
       <w:pPr>
         <w:spacing w:after="177" w:line="259" w:lineRule="auto"/>
-        <w:ind w:left="0" w:firstLine="0"/>
+        <w:ind w:left="708" w:hanging="708"/>
         <w:jc w:val="left"/>
       </w:pPr>
       <w:r>
@@ -1709,7 +1709,6 @@
         <w:tblCellMar>
           <w:top w:w="52" w:type="dxa"/>
           <w:left w:w="107" w:type="dxa"/>
-          <w:bottom w:w="0" w:type="dxa"/>
           <w:right w:w="99" w:type="dxa"/>
         </w:tblCellMar>
         <w:tblLook w:val="04A0" w:firstRow="1" w:lastRow="0" w:firstColumn="1" w:lastColumn="0" w:noHBand="0" w:noVBand="1"/>
@@ -2114,7 +2113,6 @@
         <w:tblCellMar>
           <w:top w:w="53" w:type="dxa"/>
           <w:left w:w="107" w:type="dxa"/>
-          <w:bottom w:w="0" w:type="dxa"/>
           <w:right w:w="57" w:type="dxa"/>
         </w:tblCellMar>
         <w:tblLook w:val="04A0" w:firstRow="1" w:lastRow="0" w:firstColumn="1" w:lastColumn="0" w:noHBand="0" w:noVBand="1"/>
@@ -2288,7 +2286,31 @@
               <w:rPr>
                 <w:color w:val="767171"/>
               </w:rPr>
-              <w:t xml:space="preserve">En las competencias que más me interesan, como desarrollo de software, ciberseguridad y gestión de proyectos, siento que tengo más confianza y me gusta seguir desarrollándome. En cambio, siento que debo reforzar mis conocimientos en bases de datos, ya que es un área que me cuesta más. </w:t>
+              <w:t xml:space="preserve">En las competencias que más me interesan, como </w:t>
+            </w:r>
+            <w:r>
+              <w:rPr>
+                <w:color w:val="196B24" w:themeColor="accent3"/>
+              </w:rPr>
+              <w:t>desarrollo de software, ciberseguridad y gestión de proyectos</w:t>
+            </w:r>
+            <w:r>
+              <w:rPr>
+                <w:color w:val="767171"/>
+              </w:rPr>
+              <w:t xml:space="preserve">, siento que tengo más confianza y me gusta seguir desarrollándome. En cambio, siento que debo reforzar mis conocimientos en </w:t>
+            </w:r>
+            <w:r>
+              <w:rPr>
+                <w:color w:val="EE0000"/>
+              </w:rPr>
+              <w:t>bases de datos</w:t>
+            </w:r>
+            <w:r>
+              <w:rPr>
+                <w:color w:val="767171"/>
+              </w:rPr>
+              <w:t xml:space="preserve">, ya que es un área que me cuesta más. </w:t>
             </w:r>
           </w:p>
           <w:p>
@@ -2668,7 +2690,6 @@
         <w:tblCellMar>
           <w:top w:w="47" w:type="dxa"/>
           <w:left w:w="107" w:type="dxa"/>
-          <w:bottom w:w="0" w:type="dxa"/>
           <w:right w:w="53" w:type="dxa"/>
         </w:tblCellMar>
         <w:tblLook w:val="04A0" w:firstRow="1" w:lastRow="0" w:firstColumn="1" w:lastColumn="0" w:noHBand="0" w:noVBand="1"/>
@@ -3276,7 +3297,6 @@
         <w:tblCellMar>
           <w:top w:w="52" w:type="dxa"/>
           <w:left w:w="107" w:type="dxa"/>
-          <w:bottom w:w="0" w:type="dxa"/>
           <w:right w:w="29" w:type="dxa"/>
         </w:tblCellMar>
         <w:tblLook w:val="04A0" w:firstRow="1" w:lastRow="0" w:firstColumn="1" w:lastColumn="0" w:noHBand="0" w:noVBand="1"/>
